--- a/docs/Nguyễn Thị Hà Quyên_21115053120105_Lê Hà Bình_Nhiệm vụ đồ án - Copy.docx
+++ b/docs/Nguyễn Thị Hà Quyên_21115053120105_Lê Hà Bình_Nhiệm vụ đồ án - Copy.docx
@@ -266,7 +266,7 @@
           </mc:Choice>
           <mc:Fallback>
             <w:pict>
-              <v:shapetype w14:anchorId="5EFA4B32" id="_x0000_t32" coordsize="21600,21600" o:spt="32" o:oned="t" path="m,l21600,21600e" filled="f">
+              <v:shapetype w14:anchorId="75F38AC6" id="_x0000_t32" coordsize="21600,21600" o:spt="32" o:oned="t" path="m,l21600,21600e" filled="f">
                 <v:path arrowok="t" fillok="f" o:connecttype="none"/>
                 <o:lock v:ext="edit" shapetype="t"/>
               </v:shapetype>
@@ -346,7 +346,7 @@
           </mc:Choice>
           <mc:Fallback>
             <w:pict>
-              <v:shape w14:anchorId="303E4299" id="Straight Arrow Connector 9" o:spid="_x0000_s1026" type="#_x0000_t32" style="position:absolute;margin-left:33.65pt;margin-top:0;width:99.2pt;height:0;z-index:251677696;visibility:visible;mso-wrap-style:square;mso-width-percent:0;mso-height-percent:0;mso-wrap-distance-left:9pt;mso-wrap-distance-top:0;mso-wrap-distance-right:9pt;mso-wrap-distance-bottom:0;mso-position-horizontal:absolute;mso-position-horizontal-relative:text;mso-position-vertical:absolute;mso-position-vertical-relative:text;mso-width-percent:0;mso-height-percent:0;mso-width-relative:page;mso-height-relative:page" o:gfxdata="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"/>
+              <v:shape w14:anchorId="4698E0D0" id="Straight Arrow Connector 9" o:spid="_x0000_s1026" type="#_x0000_t32" style="position:absolute;margin-left:33.65pt;margin-top:0;width:99.2pt;height:0;z-index:251677696;visibility:visible;mso-wrap-style:square;mso-width-percent:0;mso-height-percent:0;mso-wrap-distance-left:9pt;mso-wrap-distance-top:0;mso-wrap-distance-right:9pt;mso-wrap-distance-bottom:0;mso-position-horizontal:absolute;mso-position-horizontal-relative:text;mso-position-vertical:absolute;mso-position-vertical-relative:text;mso-width-percent:0;mso-height-percent:0;mso-width-relative:page;mso-height-relative:page" o:gfxdata="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"/>
             </w:pict>
           </mc:Fallback>
         </mc:AlternateContent>
@@ -603,6 +603,13 @@
           <w:sz w:val="26"/>
           <w:szCs w:val="26"/>
         </w:rPr>
+        <w:t xml:space="preserve"> </w:t>
+      </w:r>
+      <w:r>
+        <w:rPr>
+          <w:sz w:val="26"/>
+          <w:szCs w:val="26"/>
+        </w:rPr>
         <w:t>21115053120</w:t>
       </w:r>
       <w:r>
@@ -706,6 +713,7 @@
     <w:p>
       <w:pPr>
         <w:spacing w:before="240"/>
+        <w:ind w:left="450"/>
         <w:rPr>
           <w:b/>
           <w:i/>
@@ -885,7 +893,7 @@
           <w:tab w:val="left" w:leader="dot" w:pos="8931"/>
         </w:tabs>
         <w:spacing w:before="240" w:line="312" w:lineRule="auto"/>
-        <w:ind w:left="450"/>
+        <w:ind w:left="810"/>
         <w:jc w:val="both"/>
         <w:rPr>
           <w:noProof/>
@@ -1066,7 +1074,7 @@
           <w:tab w:val="left" w:leader="dot" w:pos="8931"/>
         </w:tabs>
         <w:spacing w:before="240" w:line="312" w:lineRule="auto"/>
-        <w:ind w:left="450"/>
+        <w:ind w:left="810"/>
         <w:jc w:val="both"/>
         <w:rPr>
           <w:noProof/>
@@ -1109,7 +1117,7 @@
           <w:tab w:val="left" w:leader="dot" w:pos="8931"/>
         </w:tabs>
         <w:spacing w:before="240" w:line="312" w:lineRule="auto"/>
-        <w:ind w:left="450"/>
+        <w:ind w:left="810"/>
         <w:jc w:val="both"/>
         <w:rPr>
           <w:noProof/>
@@ -1152,7 +1160,7 @@
           <w:tab w:val="left" w:leader="dot" w:pos="8931"/>
         </w:tabs>
         <w:spacing w:before="240" w:line="312" w:lineRule="auto"/>
-        <w:ind w:left="450"/>
+        <w:ind w:left="810"/>
         <w:jc w:val="both"/>
         <w:rPr>
           <w:noProof/>
@@ -1195,7 +1203,7 @@
           <w:tab w:val="left" w:leader="dot" w:pos="8931"/>
         </w:tabs>
         <w:spacing w:before="240" w:line="312" w:lineRule="auto"/>
-        <w:ind w:left="450"/>
+        <w:ind w:left="810"/>
         <w:jc w:val="both"/>
         <w:rPr>
           <w:noProof/>
@@ -1354,7 +1362,7 @@
           <w:tab w:val="left" w:leader="dot" w:pos="8931"/>
         </w:tabs>
         <w:spacing w:before="240" w:line="312" w:lineRule="auto"/>
-        <w:ind w:firstLine="720"/>
+        <w:ind w:firstLine="450"/>
         <w:rPr>
           <w:noProof/>
           <w:sz w:val="26"/>
@@ -1376,7 +1384,7 @@
           <w:tab w:val="left" w:leader="dot" w:pos="8931"/>
         </w:tabs>
         <w:spacing w:before="240" w:line="312" w:lineRule="auto"/>
-        <w:ind w:firstLine="720"/>
+        <w:ind w:firstLine="450"/>
         <w:rPr>
           <w:noProof/>
           <w:sz w:val="26"/>
@@ -1398,7 +1406,7 @@
           <w:tab w:val="left" w:leader="dot" w:pos="8931"/>
         </w:tabs>
         <w:spacing w:before="240" w:line="312" w:lineRule="auto"/>
-        <w:ind w:firstLine="720"/>
+        <w:ind w:firstLine="450"/>
         <w:rPr>
           <w:noProof/>
           <w:sz w:val="26"/>
@@ -1545,7 +1553,7 @@
           <w:tab w:val="left" w:leader="dot" w:pos="8931"/>
         </w:tabs>
         <w:spacing w:before="240" w:line="312" w:lineRule="auto"/>
-        <w:ind w:firstLine="720"/>
+        <w:ind w:firstLine="450"/>
         <w:rPr>
           <w:noProof/>
           <w:sz w:val="26"/>
@@ -1622,7 +1630,7 @@
           <w:tab w:val="left" w:leader="dot" w:pos="8931"/>
         </w:tabs>
         <w:spacing w:before="240" w:line="312" w:lineRule="auto"/>
-        <w:ind w:firstLine="720"/>
+        <w:ind w:firstLine="450"/>
         <w:rPr>
           <w:noProof/>
           <w:sz w:val="26"/>
@@ -1795,7 +1803,7 @@
           <w:tab w:val="left" w:leader="dot" w:pos="8931"/>
         </w:tabs>
         <w:spacing w:before="240" w:line="312" w:lineRule="auto"/>
-        <w:ind w:firstLine="720"/>
+        <w:ind w:firstLine="450"/>
         <w:rPr>
           <w:noProof/>
           <w:sz w:val="26"/>
@@ -1925,7 +1933,7 @@
           <w:tab w:val="left" w:leader="dot" w:pos="8931"/>
         </w:tabs>
         <w:spacing w:before="240" w:line="312" w:lineRule="auto"/>
-        <w:ind w:left="709"/>
+        <w:ind w:left="709" w:hanging="259"/>
         <w:jc w:val="both"/>
         <w:rPr>
           <w:noProof/>
@@ -1953,7 +1961,7 @@
           <w:tab w:val="left" w:leader="dot" w:pos="8931"/>
         </w:tabs>
         <w:spacing w:before="240" w:line="312" w:lineRule="auto"/>
-        <w:ind w:left="709"/>
+        <w:ind w:left="709" w:hanging="259"/>
         <w:jc w:val="both"/>
         <w:rPr>
           <w:noProof/>
